--- a/docs/Инструкция по установке.docx
+++ b/docs/Инструкция по установке.docx
@@ -24,7 +24,7 @@
         <w:t xml:space="preserve">МгновеннаяОтправкаПисем.cfe</w:t>
       </w:r>
       <w:r>
-        <w:t xml:space="preserve"> в конфигураторе («Конфигурация → Расширения конфигурации → Добавить → Загрузить из файла»). Версия расширения 1.0.1. Ниже описано, что сделать дальше, чтобы письма начали уходить сразу после нажатия «Отправить», и как в этом убедиться.</w:t>
+        <w:t xml:space="preserve"> в конфигураторе («Конфигурация → Расширения конфигурации → Добавить → Загрузить из файла»). Версия расширения 1.0.2. Ниже описано, что сделать дальше, чтобы письма начали уходить сразу после нажатия «Отправить», и как в этом убедиться.</w:t>
       </w:r>
     </w:p>
     <w:p>
@@ -416,7 +416,7 @@
                 <w:sz w:val="19"/>
                 <w:szCs w:val="19"/>
               </w:rPr>
-              <w:t xml:space="preserve">1.0.1</w:t>
+              <w:t xml:space="preserve">1.0.2</w:t>
             </w:r>
           </w:p>
         </w:tc>
@@ -638,6 +638,19 @@
     <w:p>
       <w:r>
         <w:t xml:space="preserve">Что должно произойти:</w:t>
+      </w:r>
+    </w:p>
+    <w:p>
+      <w:pPr>
+        <w:pStyle w:val="ListParagraph"/>
+        <w:numPr>
+          <w:ilvl w:val="0"/>
+          <w:numId w:val="2"/>
+        </w:numPr>
+        <w:spacing w:after="60"/>
+      </w:pPr>
+      <w:r>
+        <w:t xml:space="preserve">в открывшемся письме в поле «Тема» стоит «Счет на оплату № &lt;номер&gt; от &lt;дата&gt;», например «Счет на оплату № 123 от 20.10.2026» (если сразу отправляется несколько счетов, в теме перечислены все);</w:t>
       </w:r>
     </w:p>
     <w:p>

--- a/docs/Инструкция по установке.docx
+++ b/docs/Инструкция по установке.docx
@@ -16,15 +16,15 @@
       </w:r>
       <w:r>
         <w:rPr>
-          <w:rFonts w:ascii="Consolas" w:cs="Consolas" w:eastAsia="Consolas" w:hAnsi="Consolas"/>
           <w:sz w:val="18"/>
           <w:szCs w:val="18"/>
+          <w:rFonts w:ascii="Consolas" w:cs="Consolas" w:eastAsia="Consolas" w:hAnsi="Consolas"/>
           <w:shd w:fill="F1F3F5" w:color="auto" w:val="clear"/>
         </w:rPr>
         <w:t xml:space="preserve">МгновеннаяОтправкаПисем.cfe</w:t>
       </w:r>
       <w:r>
-        <w:t xml:space="preserve"> в конфигураторе («Конфигурация → Расширения конфигурации → Добавить → Загрузить из файла»). Версия расширения 1.0.2. Ниже описано, что сделать дальше, чтобы письма начали уходить сразу после нажатия «Отправить», и как в этом убедиться.</w:t>
+        <w:t xml:space="preserve"> в конфигураторе («Конфигурация → Расширения конфигурации → Добавить → Загрузить из файла»). Версия расширения 1.0.3. Ниже описано, что сделать дальше, чтобы письма начали уходить сразу после нажатия «Отправить», и как в этом убедиться.</w:t>
       </w:r>
     </w:p>
     <w:p>
@@ -41,9 +41,9 @@
       </w:r>
       <w:r>
         <w:rPr>
-          <w:rFonts w:ascii="Consolas" w:cs="Consolas" w:eastAsia="Consolas" w:hAnsi="Consolas"/>
           <w:sz w:val="18"/>
           <w:szCs w:val="18"/>
+          <w:rFonts w:ascii="Consolas" w:cs="Consolas" w:eastAsia="Consolas" w:hAnsi="Consolas"/>
           <w:shd w:fill="F1F3F5" w:color="auto" w:val="clear"/>
         </w:rPr>
         <w:t xml:space="preserve">МгновеннаяОтправкаПисем</w:t>
@@ -141,7 +141,7 @@
       <w:tr>
         <w:trPr>
           <w:cantSplit/>
-          <w:tblHeader w:val="off"/>
+          <w:tblHeader w:val="false"/>
         </w:trPr>
         <w:tc>
           <w:tcPr>
@@ -214,7 +214,7 @@
       <w:tr>
         <w:trPr>
           <w:cantSplit/>
-          <w:tblHeader w:val="off"/>
+          <w:tblHeader w:val="false"/>
         </w:trPr>
         <w:tc>
           <w:tcPr>
@@ -287,7 +287,7 @@
       <w:tr>
         <w:trPr>
           <w:cantSplit/>
-          <w:tblHeader w:val="off"/>
+          <w:tblHeader w:val="false"/>
         </w:trPr>
         <w:tc>
           <w:tcPr>
@@ -360,7 +360,7 @@
       <w:tr>
         <w:trPr>
           <w:cantSplit/>
-          <w:tblHeader w:val="off"/>
+          <w:tblHeader w:val="false"/>
         </w:trPr>
         <w:tc>
           <w:tcPr>
@@ -416,7 +416,7 @@
                 <w:sz w:val="19"/>
                 <w:szCs w:val="19"/>
               </w:rPr>
-              <w:t xml:space="preserve">1.0.2</w:t>
+              <w:t xml:space="preserve">1.0.3</w:t>
             </w:r>
           </w:p>
         </w:tc>
@@ -650,7 +650,7 @@
         <w:spacing w:after="60"/>
       </w:pPr>
       <w:r>
-        <w:t xml:space="preserve">в открывшемся письме в поле «Тема» стоит «Счет на оплату № &lt;номер&gt; от &lt;дата&gt;», например «Счет на оплату № 123 от 20.10.2026» (если сразу отправляется несколько счетов, в теме перечислены все);</w:t>
+        <w:t xml:space="preserve">в открывшемся письме в поле «Тема» стоит «Счет на оплату № &lt;номер&gt; от &lt;дата&gt;», например «Счет на оплату № 123 от 20.10.2026» (если сразу отправляется несколько счетов, в теме перечислены все; то же получится, если нажать «Печать → Счет на оплату» в заказе клиента: тогда в теме номер и дата заказа);</w:t>
       </w:r>
     </w:p>
     <w:p>
@@ -845,7 +845,7 @@
       <w:tr>
         <w:trPr>
           <w:cantSplit/>
-          <w:tblHeader w:val="off"/>
+          <w:tblHeader w:val="false"/>
         </w:trPr>
         <w:tc>
           <w:tcPr>
@@ -938,7 +938,7 @@
       <w:tr>
         <w:trPr>
           <w:cantSplit/>
-          <w:tblHeader w:val="off"/>
+          <w:tblHeader w:val="false"/>
         </w:trPr>
         <w:tc>
           <w:tcPr>
@@ -1031,7 +1031,7 @@
       <w:tr>
         <w:trPr>
           <w:cantSplit/>
-          <w:tblHeader w:val="off"/>
+          <w:tblHeader w:val="false"/>
         </w:trPr>
         <w:tc>
           <w:tcPr>
@@ -1124,7 +1124,7 @@
       <w:tr>
         <w:trPr>
           <w:cantSplit/>
-          <w:tblHeader w:val="off"/>
+          <w:tblHeader w:val="false"/>
         </w:trPr>
         <w:tc>
           <w:tcPr>
@@ -1217,7 +1217,7 @@
       <w:tr>
         <w:trPr>
           <w:cantSplit/>
-          <w:tblHeader w:val="off"/>
+          <w:tblHeader w:val="false"/>
         </w:trPr>
         <w:tc>
           <w:tcPr>
@@ -1310,7 +1310,7 @@
       <w:tr>
         <w:trPr>
           <w:cantSplit/>
-          <w:tblHeader w:val="off"/>
+          <w:tblHeader w:val="false"/>
         </w:trPr>
         <w:tc>
           <w:tcPr>
@@ -1403,7 +1403,7 @@
       <w:tr>
         <w:trPr>
           <w:cantSplit/>
-          <w:tblHeader w:val="off"/>
+          <w:tblHeader w:val="false"/>
         </w:trPr>
         <w:tc>
           <w:tcPr>
@@ -1531,9 +1531,9 @@
       </w:r>
       <w:r>
         <w:rPr>
-          <w:rFonts w:ascii="Consolas" w:cs="Consolas" w:eastAsia="Consolas" w:hAnsi="Consolas"/>
           <w:sz w:val="18"/>
           <w:szCs w:val="18"/>
+          <w:rFonts w:ascii="Consolas" w:cs="Consolas" w:eastAsia="Consolas" w:hAnsi="Consolas"/>
           <w:shd w:fill="F1F3F5" w:color="auto" w:val="clear"/>
         </w:rPr>
         <w:t xml:space="preserve">МгновеннаяОтправкаПисем</w:t>
@@ -1574,9 +1574,9 @@
       </w:r>
       <w:r>
         <w:rPr>
-          <w:rFonts w:ascii="Consolas" w:cs="Consolas" w:eastAsia="Consolas" w:hAnsi="Consolas"/>
           <w:sz w:val="18"/>
           <w:szCs w:val="18"/>
+          <w:rFonts w:ascii="Consolas" w:cs="Consolas" w:eastAsia="Consolas" w:hAnsi="Consolas"/>
           <w:shd w:fill="F1F3F5" w:color="auto" w:val="clear"/>
         </w:rPr>
         <w:t xml:space="preserve">МгновеннаяОтправкаПисемТесты.cfe</w:t>
@@ -1606,41 +1606,8 @@
 </w:document>
 </file>
 
-<file path=word/endnotes.xml><?xml version="1.0" encoding="utf-8"?>
-<w:endnotes xmlns:wpc="http://schemas.microsoft.com/office/word/2010/wordprocessingCanvas" xmlns:mc="http://schemas.openxmlformats.org/markup-compatibility/2006" xmlns:o="urn:schemas-microsoft-com:office:office" xmlns:r="http://schemas.openxmlformats.org/officeDocument/2006/relationships" xmlns:m="http://schemas.openxmlformats.org/officeDocument/2006/math" xmlns:v="urn:schemas-microsoft-com:vml" xmlns:wp14="http://schemas.microsoft.com/office/word/2010/wordprocessingDrawing" xmlns:wp="http://schemas.openxmlformats.org/drawingml/2006/wordprocessingDrawing" xmlns:w10="urn:schemas-microsoft-com:office:word" xmlns:w="http://schemas.openxmlformats.org/wordprocessingml/2006/main" xmlns:w14="http://schemas.microsoft.com/office/word/2010/wordml" xmlns:w15="http://schemas.microsoft.com/office/word/2012/wordml" xmlns:wpg="http://schemas.microsoft.com/office/word/2010/wordprocessingGroup" xmlns:wpi="http://schemas.microsoft.com/office/word/2010/wordprocessingInk" xmlns:wne="http://schemas.microsoft.com/office/word/2006/wordml" xmlns:wps="http://schemas.microsoft.com/office/word/2010/wordprocessingShape" mc:Ignorable="w14 w15 wp14">
-  <w:endnote w:type="separator" w:id="-1">
-    <w:p>
-      <w:pPr>
-        <w:spacing w:after="0" w:line="240" w:lineRule="auto"/>
-      </w:pPr>
-      <w:r>
-        <w:rPr>
-          <w:rStyle w:val="EndnoteReference"/>
-        </w:rPr>
-        <w:endnoteRef/>
-      </w:r>
-      <w:r>
-        <w:separator/>
-      </w:r>
-    </w:p>
-  </w:endnote>
-  <w:endnote w:type="continuationSeparator" w:id="0">
-    <w:p>
-      <w:pPr>
-        <w:spacing w:after="0" w:line="240" w:lineRule="auto"/>
-      </w:pPr>
-      <w:r>
-        <w:rPr>
-          <w:rStyle w:val="EndnoteReference"/>
-        </w:rPr>
-        <w:endnoteRef/>
-      </w:r>
-      <w:r>
-        <w:continuationSeparator/>
-      </w:r>
-    </w:p>
-  </w:endnote>
-</w:endnotes>
+<file path=word/comments.xml><?xml version="1.0" encoding="utf-8"?>
+<w:comments xmlns:cx="http://schemas.microsoft.com/office/drawing/2014/chartex" xmlns:cx1="http://schemas.microsoft.com/office/drawing/2015/9/8/chartex" xmlns:cx2="http://schemas.microsoft.com/office/drawing/2015/10/21/chartex" xmlns:cx3="http://schemas.microsoft.com/office/drawing/2016/5/9/chartex" xmlns:cx4="http://schemas.microsoft.com/office/drawing/2016/5/10/chartex" xmlns:cx5="http://schemas.microsoft.com/office/drawing/2016/5/11/chartex" xmlns:cx6="http://schemas.microsoft.com/office/drawing/2016/5/12/chartex" xmlns:cx7="http://schemas.microsoft.com/office/drawing/2016/5/13/chartex" xmlns:cx8="http://schemas.microsoft.com/office/drawing/2016/5/14/chartex" xmlns:mc="http://schemas.openxmlformats.org/markup-compatibility/2006" xmlns:aink="http://schemas.microsoft.com/office/drawing/2016/ink" xmlns:am3d="http://schemas.microsoft.com/office/drawing/2017/model3d" xmlns:o="urn:schemas-microsoft-com:office:office" xmlns:r="http://schemas.openxmlformats.org/officeDocument/2006/relationships" xmlns:m="http://schemas.openxmlformats.org/officeDocument/2006/math" xmlns:v="urn:schemas-microsoft-com:vml" xmlns:wp14="http://schemas.microsoft.com/office/word/2010/wordprocessingDrawing" xmlns:wp="http://schemas.openxmlformats.org/drawingml/2006/wordprocessingDrawing" xmlns:w10="urn:schemas-microsoft-com:office:word" xmlns:w="http://schemas.openxmlformats.org/wordprocessingml/2006/main" xmlns:w14="http://schemas.microsoft.com/office/word/2010/wordml" xmlns:w15="http://schemas.microsoft.com/office/word/2012/wordml" xmlns:w16cex="http://schemas.microsoft.com/office/word/2018/wordml/cex" xmlns:w16cid="http://schemas.microsoft.com/office/word/2016/wordml/cid" xmlns:w16="http://schemas.microsoft.com/office/word/2018/wordml" xmlns:w16sdtdh="http://schemas.microsoft.com/office/word/2020/wordml/sdtdatahash" xmlns:w16se="http://schemas.microsoft.com/office/word/2015/wordml/symex" xmlns:wpg="http://schemas.microsoft.com/office/word/2010/wordprocessingGroup" xmlns:wpi="http://schemas.microsoft.com/office/word/2010/wordprocessingInk" xmlns:wne="http://schemas.microsoft.com/office/word/2006/wordml" xmlns:wps="http://schemas.microsoft.com/office/word/2010/wordprocessingShape"/>
 </file>
 
 <file path=word/footer1.xml><?xml version="1.0" encoding="utf-8"?>
@@ -1656,29 +1623,8 @@
         <w:szCs w:val="18"/>
       </w:rPr>
       <w:fldChar w:fldCharType="begin"/>
-    </w:r>
-    <w:r>
-      <w:rPr>
-        <w:color w:val="7B8794"/>
-        <w:sz w:val="18"/>
-        <w:szCs w:val="18"/>
-      </w:rPr>
       <w:instrText xml:space="preserve">PAGE</w:instrText>
-    </w:r>
-    <w:r>
-      <w:rPr>
-        <w:color w:val="7B8794"/>
-        <w:sz w:val="18"/>
-        <w:szCs w:val="18"/>
-      </w:rPr>
       <w:fldChar w:fldCharType="separate"/>
-    </w:r>
-    <w:r>
-      <w:rPr>
-        <w:color w:val="7B8794"/>
-        <w:sz w:val="18"/>
-        <w:szCs w:val="18"/>
-      </w:rPr>
       <w:fldChar w:fldCharType="end"/>
     </w:r>
   </w:p>
@@ -1726,7 +1672,7 @@
 <w:numbering xmlns:wpc="http://schemas.microsoft.com/office/word/2010/wordprocessingCanvas" xmlns:mc="http://schemas.openxmlformats.org/markup-compatibility/2006" xmlns:o="urn:schemas-microsoft-com:office:office" xmlns:r="http://schemas.openxmlformats.org/officeDocument/2006/relationships" xmlns:m="http://schemas.openxmlformats.org/officeDocument/2006/math" xmlns:v="urn:schemas-microsoft-com:vml" xmlns:wp14="http://schemas.microsoft.com/office/word/2010/wordprocessingDrawing" xmlns:wp="http://schemas.openxmlformats.org/drawingml/2006/wordprocessingDrawing" xmlns:w10="urn:schemas-microsoft-com:office:word" xmlns:w="http://schemas.openxmlformats.org/wordprocessingml/2006/main" xmlns:w14="http://schemas.microsoft.com/office/word/2010/wordml" xmlns:w15="http://schemas.microsoft.com/office/word/2012/wordml" xmlns:wpg="http://schemas.microsoft.com/office/word/2010/wordprocessingGroup" xmlns:wpi="http://schemas.microsoft.com/office/word/2010/wordprocessingInk" xmlns:wne="http://schemas.microsoft.com/office/word/2006/wordml" xmlns:wps="http://schemas.microsoft.com/office/word/2010/wordprocessingShape" mc:Ignorable="w14 w15 wp14">
   <w:abstractNum w:abstractNumId="1" w15:restartNumberingAfterBreak="0">
     <w:multiLevelType w:val="hybridMultilevel"/>
-    <w:lvl w:ilvl="0" w:tentative="1">
+    <w:lvl w:ilvl="0" w15:tentative="1">
       <w:start w:val="1"/>
       <w:numFmt w:val="bullet"/>
       <w:lvlText w:val="●"/>
@@ -1735,7 +1681,7 @@
         <w:ind w:left="720" w:hanging="360"/>
       </w:pPr>
     </w:lvl>
-    <w:lvl w:ilvl="1" w:tentative="1">
+    <w:lvl w:ilvl="1" w15:tentative="1">
       <w:start w:val="1"/>
       <w:numFmt w:val="bullet"/>
       <w:lvlText w:val="○"/>
@@ -1744,7 +1690,7 @@
         <w:ind w:left="1440" w:hanging="360"/>
       </w:pPr>
     </w:lvl>
-    <w:lvl w:ilvl="2" w:tentative="1">
+    <w:lvl w:ilvl="2" w15:tentative="1">
       <w:start w:val="1"/>
       <w:numFmt w:val="bullet"/>
       <w:lvlText w:val="■"/>
@@ -1753,7 +1699,7 @@
         <w:ind w:left="2160" w:hanging="360"/>
       </w:pPr>
     </w:lvl>
-    <w:lvl w:ilvl="3" w:tentative="1">
+    <w:lvl w:ilvl="3" w15:tentative="1">
       <w:start w:val="1"/>
       <w:numFmt w:val="bullet"/>
       <w:lvlText w:val="●"/>
@@ -1762,7 +1708,7 @@
         <w:ind w:left="2880" w:hanging="360"/>
       </w:pPr>
     </w:lvl>
-    <w:lvl w:ilvl="4" w:tentative="1">
+    <w:lvl w:ilvl="4" w15:tentative="1">
       <w:start w:val="1"/>
       <w:numFmt w:val="bullet"/>
       <w:lvlText w:val="○"/>
@@ -1771,7 +1717,7 @@
         <w:ind w:left="3600" w:hanging="360"/>
       </w:pPr>
     </w:lvl>
-    <w:lvl w:ilvl="5" w:tentative="1">
+    <w:lvl w:ilvl="5" w15:tentative="1">
       <w:start w:val="1"/>
       <w:numFmt w:val="bullet"/>
       <w:lvlText w:val="■"/>
@@ -1780,7 +1726,7 @@
         <w:ind w:left="4320" w:hanging="360"/>
       </w:pPr>
     </w:lvl>
-    <w:lvl w:ilvl="6" w:tentative="1">
+    <w:lvl w:ilvl="6" w15:tentative="1">
       <w:start w:val="1"/>
       <w:numFmt w:val="bullet"/>
       <w:lvlText w:val="●"/>
@@ -1789,7 +1735,7 @@
         <w:ind w:left="5040" w:hanging="360"/>
       </w:pPr>
     </w:lvl>
-    <w:lvl w:ilvl="7" w:tentative="1">
+    <w:lvl w:ilvl="7" w15:tentative="1">
       <w:start w:val="1"/>
       <w:numFmt w:val="bullet"/>
       <w:lvlText w:val="●"/>
@@ -1798,7 +1744,7 @@
         <w:ind w:left="5760" w:hanging="360"/>
       </w:pPr>
     </w:lvl>
-    <w:lvl w:ilvl="8" w:tentative="1">
+    <w:lvl w:ilvl="8" w15:tentative="1">
       <w:start w:val="1"/>
       <w:numFmt w:val="bullet"/>
       <w:lvlText w:val="●"/>
@@ -1810,7 +1756,7 @@
   </w:abstractNum>
   <w:abstractNum w:abstractNumId="2" w15:restartNumberingAfterBreak="0">
     <w:multiLevelType w:val="hybridMultilevel"/>
-    <w:lvl w:ilvl="0" w:tentative="1">
+    <w:lvl w:ilvl="0" w15:tentative="1">
       <w:start w:val="1"/>
       <w:numFmt w:val="bullet"/>
       <w:lvlText w:val="•"/>
@@ -1819,7 +1765,7 @@
         <w:ind w:left="360" w:hanging="280"/>
       </w:pPr>
     </w:lvl>
-    <w:lvl w:ilvl="1" w:tentative="1">
+    <w:lvl w:ilvl="1" w15:tentative="1">
       <w:start w:val="1"/>
       <w:numFmt w:val="bullet"/>
       <w:lvlText w:val="–"/>
@@ -1831,7 +1777,7 @@
   </w:abstractNum>
   <w:abstractNum w:abstractNumId="3" w15:restartNumberingAfterBreak="0">
     <w:multiLevelType w:val="hybridMultilevel"/>
-    <w:lvl w:ilvl="0" w:tentative="1">
+    <w:lvl w:ilvl="0" w15:tentative="1">
       <w:start w:val="1"/>
       <w:numFmt w:val="decimal"/>
       <w:lvlText w:val="%1."/>
@@ -1843,7 +1789,7 @@
   </w:abstractNum>
   <w:abstractNum w:abstractNumId="4" w15:restartNumberingAfterBreak="0">
     <w:multiLevelType w:val="hybridMultilevel"/>
-    <w:lvl w:ilvl="0" w:tentative="1">
+    <w:lvl w:ilvl="0" w15:tentative="1">
       <w:start w:val="1"/>
       <w:numFmt w:val="decimal"/>
       <w:lvlText w:val="%1."/>
@@ -1862,9 +1808,6 @@
   <w:num w:numId="2">
     <w:abstractNumId w:val="2"/>
     <w:lvlOverride w:ilvl="0">
-      <w:startOverride w:val="1"/>
-    </w:lvlOverride>
-    <w:lvlOverride w:ilvl="1">
       <w:startOverride w:val="1"/>
     </w:lvlOverride>
   </w:num>
@@ -1888,9 +1831,9 @@
   <w:docDefaults>
     <w:rPrDefault>
       <w:rPr>
-        <w:rFonts w:ascii="Arial" w:cs="Arial" w:eastAsia="Arial" w:hAnsi="Arial"/>
         <w:sz w:val="21"/>
         <w:szCs w:val="21"/>
+        <w:rFonts w:ascii="Arial" w:cs="Arial" w:eastAsia="Arial" w:hAnsi="Arial"/>
       </w:rPr>
     </w:rPrDefault>
     <w:pPrDefault>
@@ -1899,24 +1842,37 @@
       </w:pPr>
     </w:pPrDefault>
   </w:docDefaults>
-  <w:style w:type="paragraph" w:styleId="Normal" w:default="1">
-    <w:name w:val="Normal"/>
+  <w:style w:type="paragraph" w:styleId="Title">
+    <w:name w:val="Title"/>
+    <w:basedOn w:val="Normal"/>
+    <w:next w:val="Normal"/>
     <w:qFormat/>
+    <w:rPr>
+      <w:sz w:val="56"/>
+      <w:szCs w:val="56"/>
+    </w:rPr>
   </w:style>
-  <w:style w:type="table" w:styleId="TableNormal" w:default="true">
-    <w:name w:val="Normal Table"/>
-    <w:uiPriority w:val="99"/>
-    <w:semiHidden/>
-    <w:unhideWhenUsed/>
-    <w:tblPr>
-      <w:tblInd w:type="dxa" w:w="0"/>
-      <w:tblCellMar>
-        <w:top w:type="dxa" w:w="0"/>
-        <w:left w:type="dxa" w:w="108"/>
-        <w:bottom w:type="dxa" w:w="0"/>
-        <w:right w:type="dxa" w:w="108"/>
-      </w:tblCellMar>
-    </w:tblPr>
+  <w:style w:type="paragraph" w:styleId="Heading1">
+    <w:name w:val="Heading 1"/>
+    <w:basedOn w:val="Normal"/>
+    <w:next w:val="Normal"/>
+    <w:qFormat/>
+    <w:rPr>
+      <w:color w:val="2E74B5"/>
+      <w:sz w:val="32"/>
+      <w:szCs w:val="32"/>
+    </w:rPr>
+  </w:style>
+  <w:style w:type="paragraph" w:styleId="Heading2">
+    <w:name w:val="Heading 2"/>
+    <w:basedOn w:val="Normal"/>
+    <w:next w:val="Normal"/>
+    <w:qFormat/>
+    <w:rPr>
+      <w:color w:val="2E74B5"/>
+      <w:sz w:val="26"/>
+      <w:szCs w:val="26"/>
+    </w:rPr>
   </w:style>
   <w:style w:type="paragraph" w:styleId="Heading3">
     <w:name w:val="Heading 3"/>
@@ -1979,8 +1935,8 @@
     <w:uiPriority w:val="99"/>
     <w:unhideWhenUsed/>
     <w:rPr>
+      <w:u w:val="single"/>
       <w:color w:val="0563C1"/>
-      <w:u w:val="single"/>
     </w:rPr>
   </w:style>
   <w:style w:type="character" w:styleId="FootnoteReference">
@@ -2020,43 +1976,6 @@
       <w:szCs w:val="20"/>
     </w:rPr>
   </w:style>
-  <w:style w:type="character" w:styleId="EndnoteReference">
-    <w:name w:val="endnote reference"/>
-    <w:basedOn w:val="DefaultParagraphFont"/>
-    <w:uiPriority w:val="99"/>
-    <w:semiHidden/>
-    <w:unhideWhenUsed/>
-    <w:rPr>
-      <w:vertAlign w:val="superscript"/>
-    </w:rPr>
-  </w:style>
-  <w:style w:type="paragraph" w:styleId="EndnoteText">
-    <w:name w:val="endnote text"/>
-    <w:basedOn w:val="Normal"/>
-    <w:link w:val="EndnoteTextChar"/>
-    <w:uiPriority w:val="99"/>
-    <w:semiHidden/>
-    <w:unhideWhenUsed/>
-    <w:pPr>
-      <w:spacing w:after="0" w:line="240" w:lineRule="auto"/>
-    </w:pPr>
-    <w:rPr>
-      <w:sz w:val="20"/>
-      <w:szCs w:val="20"/>
-    </w:rPr>
-  </w:style>
-  <w:style w:type="character" w:styleId="EndnoteTextChar">
-    <w:name w:val="Endnote Text Char"/>
-    <w:basedOn w:val="DefaultParagraphFont"/>
-    <w:link w:val="EndnoteText"/>
-    <w:uiPriority w:val="99"/>
-    <w:semiHidden/>
-    <w:unhideWhenUsed/>
-    <w:rPr>
-      <w:sz w:val="20"/>
-      <w:szCs w:val="20"/>
-    </w:rPr>
-  </w:style>
   <w:style w:type="paragraph" w:styleId="Title">
     <w:name w:val="Title"/>
     <w:basedOn w:val="Normal"/>
@@ -2068,12 +1987,12 @@
       <w:spacing w:after="240"/>
     </w:pPr>
     <w:rPr>
-      <w:rFonts w:ascii="Arial" w:cs="Arial" w:eastAsia="Arial" w:hAnsi="Arial"/>
       <w:b/>
       <w:bCs/>
       <w:color w:val="1F2933"/>
       <w:sz w:val="36"/>
       <w:szCs w:val="36"/>
+      <w:rFonts w:ascii="Arial" w:cs="Arial" w:eastAsia="Arial" w:hAnsi="Arial"/>
     </w:rPr>
   </w:style>
   <w:style w:type="paragraph" w:styleId="Heading1">
@@ -2083,16 +2002,16 @@
     <w:qFormat/>
     <w:pPr>
       <w:keepNext/>
-      <w:spacing w:after="140" w:before="360"/>
+      <w:spacing w:before="360" w:after="140"/>
       <w:outlineLvl w:val="0"/>
     </w:pPr>
     <w:rPr>
-      <w:rFonts w:ascii="Arial" w:cs="Arial" w:eastAsia="Arial" w:hAnsi="Arial"/>
       <w:b/>
       <w:bCs/>
       <w:color w:val="2F6FB0"/>
       <w:sz w:val="28"/>
       <w:szCs w:val="28"/>
+      <w:rFonts w:ascii="Arial" w:cs="Arial" w:eastAsia="Arial" w:hAnsi="Arial"/>
     </w:rPr>
   </w:style>
   <w:style w:type="paragraph" w:styleId="Heading2">
@@ -2102,307 +2021,17 @@
     <w:qFormat/>
     <w:pPr>
       <w:keepNext/>
-      <w:spacing w:after="100" w:before="240"/>
+      <w:spacing w:before="240" w:after="100"/>
       <w:outlineLvl w:val="1"/>
     </w:pPr>
     <w:rPr>
-      <w:rFonts w:ascii="Arial" w:cs="Arial" w:eastAsia="Arial" w:hAnsi="Arial"/>
       <w:b/>
       <w:bCs/>
       <w:color w:val="1F2933"/>
       <w:sz w:val="24"/>
       <w:szCs w:val="24"/>
+      <w:rFonts w:ascii="Arial" w:cs="Arial" w:eastAsia="Arial" w:hAnsi="Arial"/>
     </w:rPr>
   </w:style>
 </w:styles>
-</file>
-
-<file path=word/theme/theme1.xml><?xml version="1.0" encoding="utf-8"?>
-<a:theme xmlns:a="http://schemas.openxmlformats.org/drawingml/2006/main" name="Office Theme">
-  <a:themeElements>
-    <a:clrScheme name="Office">
-      <a:dk1>
-        <a:sysClr val="windowText" lastClr="000000"/>
-      </a:dk1>
-      <a:lt1>
-        <a:sysClr val="window" lastClr="FFFFFF"/>
-      </a:lt1>
-      <a:dk2>
-        <a:srgbClr val="44546A"/>
-      </a:dk2>
-      <a:lt2>
-        <a:srgbClr val="E7E6E6"/>
-      </a:lt2>
-      <a:accent1>
-        <a:srgbClr val="4472C4"/>
-      </a:accent1>
-      <a:accent2>
-        <a:srgbClr val="ED7D31"/>
-      </a:accent2>
-      <a:accent3>
-        <a:srgbClr val="A5A5A5"/>
-      </a:accent3>
-      <a:accent4>
-        <a:srgbClr val="FFC000"/>
-      </a:accent4>
-      <a:accent5>
-        <a:srgbClr val="5B9BD5"/>
-      </a:accent5>
-      <a:accent6>
-        <a:srgbClr val="70AD47"/>
-      </a:accent6>
-      <a:hlink>
-        <a:srgbClr val="0563C1"/>
-      </a:hlink>
-      <a:folHlink>
-        <a:srgbClr val="954F72"/>
-      </a:folHlink>
-    </a:clrScheme>
-    <a:fontScheme name="Office">
-      <a:majorFont>
-        <a:latin typeface="Calibri Light" panose="020F0302020204030204"/>
-        <a:ea typeface=""/>
-        <a:cs typeface=""/>
-        <a:font script="Jpan" typeface="游ゴシック Light"/>
-        <a:font script="Hang" typeface="맑은 고딕"/>
-        <a:font script="Hans" typeface="等线 Light"/>
-        <a:font script="Hant" typeface="新細明體"/>
-        <a:font script="Arab" typeface="Times New Roman"/>
-        <a:font script="Hebr" typeface="Times New Roman"/>
-        <a:font script="Thai" typeface="Angsana New"/>
-        <a:font script="Ethi" typeface="Nyala"/>
-        <a:font script="Beng" typeface="Vrinda"/>
-        <a:font script="Gujr" typeface="Shruti"/>
-        <a:font script="Khmr" typeface="MoolBoran"/>
-        <a:font script="Knda" typeface="Tunga"/>
-        <a:font script="Guru" typeface="Raavi"/>
-        <a:font script="Cans" typeface="Euphemia"/>
-        <a:font script="Cher" typeface="Plantagenet Cherokee"/>
-        <a:font script="Yiii" typeface="Microsoft Yi Baiti"/>
-        <a:font script="Tibt" typeface="Microsoft Himalaya"/>
-        <a:font script="Thaa" typeface="MV Boli"/>
-        <a:font script="Deva" typeface="Mangal"/>
-        <a:font script="Telu" typeface="Gautami"/>
-        <a:font script="Taml" typeface="Latha"/>
-        <a:font script="Syrc" typeface="Estrangelo Edessa"/>
-        <a:font script="Orya" typeface="Kalinga"/>
-        <a:font script="Mlym" typeface="Kartika"/>
-        <a:font script="Laoo" typeface="DokChampa"/>
-        <a:font script="Sinh" typeface="Iskoola Pota"/>
-        <a:font script="Mong" typeface="Mongolian Baiti"/>
-        <a:font script="Viet" typeface="Times New Roman"/>
-        <a:font script="Uigh" typeface="Microsoft Uighur"/>
-        <a:font script="Geor" typeface="Sylfaen"/>
-        <a:font script="Armn" typeface="Arial"/>
-        <a:font script="Bugi" typeface="Leelawadee UI"/>
-        <a:font script="Bopo" typeface="Microsoft JhengHei"/>
-        <a:font script="Java" typeface="Javanese Text"/>
-        <a:font script="Lisu" typeface="Segoe UI"/>
-        <a:font script="Mymr" typeface="Myanmar Text"/>
-        <a:font script="Nkoo" typeface="Ebrima"/>
-        <a:font script="Olck" typeface="Nirmala UI"/>
-        <a:font script="Osma" typeface="Ebrima"/>
-        <a:font script="Phag" typeface="Phagspa"/>
-        <a:font script="Syrn" typeface="Estrangelo Edessa"/>
-        <a:font script="Syrj" typeface="Estrangelo Edessa"/>
-        <a:font script="Syre" typeface="Estrangelo Edessa"/>
-        <a:font script="Sora" typeface="Nirmala UI"/>
-        <a:font script="Tale" typeface="Microsoft Tai Le"/>
-        <a:font script="Talu" typeface="Microsoft New Tai Lue"/>
-        <a:font script="Tfng" typeface="Ebrima"/>
-      </a:majorFont>
-      <a:minorFont>
-        <a:latin typeface="Calibri" panose="020F0502020204030204"/>
-        <a:ea typeface=""/>
-        <a:cs typeface=""/>
-        <a:font script="Jpan" typeface="游明朝"/>
-        <a:font script="Hang" typeface="맑은 고딕"/>
-        <a:font script="Hans" typeface="等线"/>
-        <a:font script="Hant" typeface="新細明體"/>
-        <a:font script="Arab" typeface="Arial"/>
-        <a:font script="Hebr" typeface="Arial"/>
-        <a:font script="Thai" typeface="Cordia New"/>
-        <a:font script="Ethi" typeface="Nyala"/>
-        <a:font script="Beng" typeface="Vrinda"/>
-        <a:font script="Gujr" typeface="Shruti"/>
-        <a:font script="Khmr" typeface="DaunPenh"/>
-        <a:font script="Knda" typeface="Tunga"/>
-        <a:font script="Guru" typeface="Raavi"/>
-        <a:font script="Cans" typeface="Euphemia"/>
-        <a:font script="Cher" typeface="Plantagenet Cherokee"/>
-        <a:font script="Yiii" typeface="Microsoft Yi Baiti"/>
-        <a:font script="Tibt" typeface="Microsoft Himalaya"/>
-        <a:font script="Thaa" typeface="MV Boli"/>
-        <a:font script="Deva" typeface="Mangal"/>
-        <a:font script="Telu" typeface="Gautami"/>
-        <a:font script="Taml" typeface="Latha"/>
-        <a:font script="Syrc" typeface="Estrangelo Edessa"/>
-        <a:font script="Orya" typeface="Kalinga"/>
-        <a:font script="Mlym" typeface="Kartika"/>
-        <a:font script="Laoo" typeface="DokChampa"/>
-        <a:font script="Sinh" typeface="Iskoola Pota"/>
-        <a:font script="Mong" typeface="Mongolian Baiti"/>
-        <a:font script="Viet" typeface="Arial"/>
-        <a:font script="Uigh" typeface="Microsoft Uighur"/>
-        <a:font script="Geor" typeface="Sylfaen"/>
-        <a:font script="Armn" typeface="Arial"/>
-        <a:font script="Bugi" typeface="Leelawadee UI"/>
-        <a:font script="Bopo" typeface="Microsoft JhengHei"/>
-        <a:font script="Java" typeface="Javanese Text"/>
-        <a:font script="Lisu" typeface="Segoe UI"/>
-        <a:font script="Mymr" typeface="Myanmar Text"/>
-        <a:font script="Nkoo" typeface="Ebrima"/>
-        <a:font script="Olck" typeface="Nirmala UI"/>
-        <a:font script="Osma" typeface="Ebrima"/>
-        <a:font script="Phag" typeface="Phagspa"/>
-        <a:font script="Syrn" typeface="Estrangelo Edessa"/>
-        <a:font script="Syrj" typeface="Estrangelo Edessa"/>
-        <a:font script="Syre" typeface="Estrangelo Edessa"/>
-        <a:font script="Sora" typeface="Nirmala UI"/>
-        <a:font script="Tale" typeface="Microsoft Tai Le"/>
-        <a:font script="Talu" typeface="Microsoft New Tai Lue"/>
-        <a:font script="Tfng" typeface="Ebrima"/>
-      </a:minorFont>
-    </a:fontScheme>
-    <a:fmtScheme name="Office">
-      <a:fillStyleLst>
-        <a:solidFill>
-          <a:schemeClr val="phClr"/>
-        </a:solidFill>
-        <a:gradFill rotWithShape="true">
-          <a:gsLst>
-            <a:gs pos="0">
-              <a:schemeClr val="phClr">
-                <a:lumMod val="110000"/>
-                <a:satMod val="105000"/>
-                <a:tint val="67000"/>
-              </a:schemeClr>
-            </a:gs>
-            <a:gs pos="50000">
-              <a:schemeClr val="phClr">
-                <a:lumMod val="105000"/>
-                <a:satMod val="103000"/>
-                <a:tint val="73000"/>
-              </a:schemeClr>
-            </a:gs>
-            <a:gs pos="100000">
-              <a:schemeClr val="phClr">
-                <a:lumMod val="105000"/>
-                <a:satMod val="109000"/>
-                <a:tint val="81000"/>
-              </a:schemeClr>
-            </a:gs>
-          </a:gsLst>
-          <a:lin ang="5400000" scaled="false"/>
-        </a:gradFill>
-        <a:gradFill rotWithShape="true">
-          <a:gsLst>
-            <a:gs pos="0">
-              <a:schemeClr val="phClr">
-                <a:satMod val="103000"/>
-                <a:lumMod val="102000"/>
-                <a:tint val="94000"/>
-              </a:schemeClr>
-            </a:gs>
-            <a:gs pos="50000">
-              <a:schemeClr val="phClr">
-                <a:satMod val="110000"/>
-                <a:lumMod val="100000"/>
-                <a:shade val="100000"/>
-              </a:schemeClr>
-            </a:gs>
-            <a:gs pos="100000">
-              <a:schemeClr val="phClr">
-                <a:lumMod val="99000"/>
-                <a:satMod val="120000"/>
-                <a:shade val="78000"/>
-              </a:schemeClr>
-            </a:gs>
-          </a:gsLst>
-          <a:lin ang="5400000" scaled="false"/>
-        </a:gradFill>
-      </a:fillStyleLst>
-      <a:lnStyleLst>
-        <a:ln w="6350" cap="flat" cmpd="sng" algn="ctr">
-          <a:solidFill>
-            <a:schemeClr val="phClr"/>
-          </a:solidFill>
-          <a:prstDash val="solid"/>
-          <a:miter lim="800000"/>
-        </a:ln>
-        <a:ln w="12700" cap="flat" cmpd="sng" algn="ctr">
-          <a:solidFill>
-            <a:schemeClr val="phClr"/>
-          </a:solidFill>
-          <a:prstDash val="solid"/>
-          <a:miter lim="800000"/>
-        </a:ln>
-        <a:ln w="19050" cap="flat" cmpd="sng" algn="ctr">
-          <a:solidFill>
-            <a:schemeClr val="phClr"/>
-          </a:solidFill>
-          <a:prstDash val="solid"/>
-          <a:miter lim="800000"/>
-        </a:ln>
-      </a:lnStyleLst>
-      <a:effectStyleLst>
-        <a:effectStyle>
-          <a:effectLst/>
-        </a:effectStyle>
-        <a:effectStyle>
-          <a:effectLst/>
-        </a:effectStyle>
-        <a:effectStyle>
-          <a:effectLst>
-            <a:outerShdw blurRad="57150" dist="19050" dir="5400000" algn="ctr" rotWithShape="false">
-              <a:srgbClr val="000000">
-                <a:alpha val="63000"/>
-              </a:srgbClr>
-            </a:outerShdw>
-          </a:effectLst>
-        </a:effectStyle>
-      </a:effectStyleLst>
-      <a:bgFillStyleLst>
-        <a:solidFill>
-          <a:schemeClr val="phClr"/>
-        </a:solidFill>
-        <a:solidFill>
-          <a:schemeClr val="phClr">
-            <a:tint val="95000"/>
-            <a:satMod val="170000"/>
-          </a:schemeClr>
-        </a:solidFill>
-        <a:gradFill rotWithShape="true">
-          <a:gsLst>
-            <a:gs pos="0">
-              <a:schemeClr val="phClr">
-                <a:tint val="93000"/>
-                <a:satMod val="150000"/>
-                <a:shade val="98000"/>
-                <a:lumMod val="102000"/>
-              </a:schemeClr>
-            </a:gs>
-            <a:gs pos="50000">
-              <a:schemeClr val="phClr">
-                <a:tint val="98000"/>
-                <a:satMod val="130000"/>
-                <a:shade val="90000"/>
-                <a:lumMod val="103000"/>
-              </a:schemeClr>
-            </a:gs>
-            <a:gs pos="100000">
-              <a:schemeClr val="phClr">
-                <a:shade val="63000"/>
-                <a:satMod val="120000"/>
-              </a:schemeClr>
-            </a:gs>
-          </a:gsLst>
-          <a:lin ang="5400000" scaled="false"/>
-        </a:gradFill>
-      </a:bgFillStyleLst>
-    </a:fmtScheme>
-  </a:themeElements>
-  <a:objectDefaults/>
-  <a:extraClrSchemeLst/>
-</a:theme>
 </file>